--- a/evaluation/report/results/exports/s3_multi_zoning.docx
+++ b/evaluation/report/results/exports/s3_multi_zoning.docx
@@ -15,17 +15,7 @@
     </w:p>
     <w:p>
       <w:r>
-        <w:t>Generated: 2026-08-08 | Status: validated</w:t>
-      </w:r>
-    </w:p>
-    <w:p>
-      <w:r>
-        <w:t>Generated: 2026-08-08</w:t>
-      </w:r>
-    </w:p>
-    <w:p>
-      <w:r>
-        <w:t>Status: validated</w:t>
+        <w:t>Generated: 2026-08-09 | Status: validated</w:t>
       </w:r>
     </w:p>
     <w:p>
@@ -41,6 +31,9 @@
         <w:pStyle w:val="ListBullet"/>
       </w:pPr>
       <w:r>
+        <w:rPr>
+          <w:b w:val="0"/>
+        </w:rPr>
         <w:t>Address: 5508 Merrywing Circle, Austin, TX</w:t>
       </w:r>
     </w:p>
@@ -49,6 +42,9 @@
         <w:pStyle w:val="ListBullet"/>
       </w:pPr>
       <w:r>
+        <w:rPr>
+          <w:b w:val="0"/>
+        </w:rPr>
         <w:t>Proposed land use: Commercial retail</w:t>
       </w:r>
     </w:p>
@@ -57,6 +53,9 @@
         <w:pStyle w:val="ListBullet"/>
       </w:pPr>
       <w:r>
+        <w:rPr>
+          <w:b w:val="0"/>
+        </w:rPr>
         <w:t>Development description: Proposed single-story retail building with associated parking.</w:t>
       </w:r>
     </w:p>
@@ -65,6 +64,9 @@
         <w:pStyle w:val="ListBullet"/>
       </w:pPr>
       <w:r>
+        <w:rPr>
+          <w:b w:val="0"/>
+        </w:rPr>
         <w:t>Units: None</w:t>
       </w:r>
     </w:p>
@@ -73,6 +75,9 @@
         <w:pStyle w:val="ListBullet"/>
       </w:pPr>
       <w:r>
+        <w:rPr>
+          <w:b w:val="0"/>
+        </w:rPr>
         <w:t>Site area (acres): 1.2</w:t>
       </w:r>
     </w:p>
@@ -81,6 +86,9 @@
         <w:pStyle w:val="ListBullet"/>
       </w:pPr>
       <w:r>
+        <w:rPr>
+          <w:b w:val="0"/>
+        </w:rPr>
         <w:t>Reported zoning: None (status: multiple_records)</w:t>
       </w:r>
     </w:p>
@@ -89,6 +97,9 @@
         <w:pStyle w:val="ListBullet"/>
       </w:pPr>
       <w:r>
+        <w:rPr>
+          <w:b w:val="0"/>
+        </w:rPr>
         <w:t>Floodplain intersection: False</w:t>
       </w:r>
     </w:p>
@@ -97,6 +108,9 @@
         <w:pStyle w:val="ListBullet"/>
       </w:pPr>
       <w:r>
+        <w:rPr>
+          <w:b w:val="0"/>
+        </w:rPr>
         <w:t>Watershed: Panther Hollow</w:t>
       </w:r>
     </w:p>
@@ -115,7 +129,10 @@
     </w:p>
     <w:p>
       <w:r>
-        <w:t>**Major Feasibility Considerations:**</w:t>
+        <w:rPr>
+          <w:b/>
+        </w:rPr>
+        <w:t>Major Feasibility Considerations:</w:t>
       </w:r>
     </w:p>
     <w:p>
@@ -123,7 +140,10 @@
         <w:pStyle w:val="ListNumber"/>
       </w:pPr>
       <w:r>
-        <w:t>Zoning: The property is zoned as DR (Development Reserve) and I-RR (Rural Residence), which may create conflicts in terms of land use and development.</w:t>
+        <w:rPr>
+          <w:b w:val="0"/>
+        </w:rPr>
+        <w:t>Zoning: The property is zoned as DR (Development Reserve) and I-RR (Rural Residence), which may create conflicts and require additional approvals.</w:t>
       </w:r>
     </w:p>
     <w:p>
@@ -131,7 +151,10 @@
         <w:pStyle w:val="ListNumber"/>
       </w:pPr>
       <w:r>
-        <w:t>Floodplain: The site does not intersect with the floodplain, but there are nearby properties that have experienced flooding issues.</w:t>
+        <w:rPr>
+          <w:b w:val="0"/>
+        </w:rPr>
+        <w:t>Floodplain: The site does not intersect with the floodplain, but there are nearby properties that do. This may impact future development plans.</w:t>
       </w:r>
     </w:p>
     <w:p>
@@ -139,7 +162,18 @@
         <w:pStyle w:val="ListNumber"/>
       </w:pPr>
       <w:r>
-        <w:t>Watershed: The site is located within the Panther Hollow watershed, which receives water from Lake Austin.</w:t>
+        <w:rPr>
+          <w:b w:val="0"/>
+        </w:rPr>
+        <w:t>Watershed: The site is located in the Panther Hollow watershed, which receives water from Lake Austin.</w:t>
+      </w:r>
+    </w:p>
+    <w:p>
+      <w:r>
+        <w:rPr>
+          <w:b/>
+        </w:rPr>
+        <w:t>Constraints:</w:t>
       </w:r>
     </w:p>
     <w:p>
@@ -147,12 +181,10 @@
         <w:pStyle w:val="ListNumber"/>
       </w:pPr>
       <w:r>
-        <w:t>Transportation: There are no specific transportation requirements mentioned in the provided data, but it's essential to consider the impact of the development on local traffic and access.</w:t>
-      </w:r>
-    </w:p>
-    <w:p>
-      <w:r>
-        <w:t>**Constraints:**</w:t>
+        <w:rPr>
+          <w:b w:val="0"/>
+        </w:rPr>
+        <w:t>Zoning restrictions: The DR and I-RR zoning designations may limit the type of development that can occur on the property.</w:t>
       </w:r>
     </w:p>
     <w:p>
@@ -160,7 +192,10 @@
         <w:pStyle w:val="ListNumber"/>
       </w:pPr>
       <w:r>
-        <w:t>Zoning conflicts</w:t>
+        <w:rPr>
+          <w:b w:val="0"/>
+        </w:rPr>
+        <w:t>Floodplain regulations: While the site does not intersect with the floodplain, there are nearby properties that do, which may impact future development plans.</w:t>
       </w:r>
     </w:p>
     <w:p>
@@ -168,7 +203,18 @@
         <w:pStyle w:val="ListNumber"/>
       </w:pPr>
       <w:r>
-        <w:t>Floodplain proximity (although not intersecting)</w:t>
+        <w:rPr>
+          <w:b w:val="0"/>
+        </w:rPr>
+        <w:t>Watershed protection: The Panther Hollow watershed is a sensitive area that requires careful consideration to avoid environmental impacts.</w:t>
+      </w:r>
+    </w:p>
+    <w:p>
+      <w:r>
+        <w:rPr>
+          <w:b/>
+        </w:rPr>
+        <w:t>Unknowns:</w:t>
       </w:r>
     </w:p>
     <w:p>
@@ -176,12 +222,10 @@
         <w:pStyle w:val="ListNumber"/>
       </w:pPr>
       <w:r>
-        <w:t>Watershed limitations (Lake Austin water quality concerns)</w:t>
-      </w:r>
-    </w:p>
-    <w:p>
-      <w:r>
-        <w:t>**Unknowns:**</w:t>
+        <w:rPr>
+          <w:b w:val="0"/>
+        </w:rPr>
+        <w:t>Utility capacity: There is no information on the availability of utilities such as water, sewer, and electricity at the site.</w:t>
       </w:r>
     </w:p>
     <w:p>
@@ -189,7 +233,10 @@
         <w:pStyle w:val="ListNumber"/>
       </w:pPr>
       <w:r>
-        <w:t>Utility capacity (water, wastewater, electricity) availability and costs</w:t>
+        <w:rPr>
+          <w:b w:val="0"/>
+        </w:rPr>
+        <w:t>Parking requirements: The regulations for parking requirements are not clear, which may impact the design of the retail building.</w:t>
       </w:r>
     </w:p>
     <w:p>
@@ -197,7 +244,18 @@
         <w:pStyle w:val="ListNumber"/>
       </w:pPr>
       <w:r>
-        <w:t>Transportation impact analysis (traffic, parking, access)</w:t>
+        <w:rPr>
+          <w:b w:val="0"/>
+        </w:rPr>
+        <w:t>Environmental impacts: While there are nearby properties that intersect with the floodplain, it is unclear what environmental impacts this may have on the proposed development.</w:t>
+      </w:r>
+    </w:p>
+    <w:p>
+      <w:r>
+        <w:rPr>
+          <w:b/>
+        </w:rPr>
+        <w:t>Recommended Next Steps:</w:t>
       </w:r>
     </w:p>
     <w:p>
@@ -205,12 +263,10 @@
         <w:pStyle w:val="ListNumber"/>
       </w:pPr>
       <w:r>
-        <w:t>Potential environmental impacts (e.g., stormwater runoff, air quality)</w:t>
-      </w:r>
-    </w:p>
-    <w:p>
-      <w:r>
-        <w:t>**Recommended Next Steps:**</w:t>
+        <w:rPr>
+          <w:b w:val="0"/>
+        </w:rPr>
+        <w:t>Verify zoning: Obtain official verification of the property's zoning designation to ensure compliance with regulations.</w:t>
       </w:r>
     </w:p>
     <w:p>
@@ -218,7 +274,10 @@
         <w:pStyle w:val="ListNumber"/>
       </w:pPr>
       <w:r>
-        <w:t>Verify zoning designations and ensure compliance with land use regulations.</w:t>
+        <w:rPr>
+          <w:b w:val="0"/>
+        </w:rPr>
+        <w:t>Conduct environmental assessments: Hire a professional to conduct an environmental assessment to identify potential risks and opportunities associated with the site.</w:t>
       </w:r>
     </w:p>
     <w:p>
@@ -226,7 +285,10 @@
         <w:pStyle w:val="ListNumber"/>
       </w:pPr>
       <w:r>
-        <w:t>Conduct a floodplain analysis to determine the potential risks and mitigation strategies.</w:t>
+        <w:rPr>
+          <w:b w:val="0"/>
+        </w:rPr>
+        <w:t>Research utility capacity: Contact Austin Water, Capital Metropolitan Utility District (CMUD), and other relevant utilities to determine availability and capacity for water, sewer, and electricity at the site.</w:t>
       </w:r>
     </w:p>
     <w:p>
@@ -234,7 +296,10 @@
         <w:pStyle w:val="ListNumber"/>
       </w:pPr>
       <w:r>
-        <w:t>Engage with local authorities to discuss transportation impact analysis and potential solutions.</w:t>
+        <w:rPr>
+          <w:b w:val="0"/>
+        </w:rPr>
+        <w:t>Review parking regulations: Consult with the City of Austin's Transportation Department to understand parking requirements and ensure compliance with regulations.</w:t>
       </w:r>
     </w:p>
     <w:p>
@@ -242,20 +307,15 @@
         <w:pStyle w:val="ListNumber"/>
       </w:pPr>
       <w:r>
-        <w:t>Research utility capacity and costs to determine feasibility and budget for water, wastewater, and electricity services.</w:t>
-      </w:r>
-    </w:p>
-    <w:p>
-      <w:pPr>
-        <w:pStyle w:val="ListNumber"/>
-      </w:pPr>
-      <w:r>
-        <w:t>Consult with environmental experts to assess potential environmental impacts and develop mitigation strategies.</w:t>
+        <w:rPr>
+          <w:b w:val="0"/>
+        </w:rPr>
+        <w:t>Engage with stakeholders: Meet with local residents, business owners, and community groups to discuss concerns and gather feedback on the proposed development.</w:t>
       </w:r>
     </w:p>
     <w:p>
       <w:r>
-        <w:t>Please note that this summary is based on the provided data and may not be comprehensive or up-to-date. Further research and analysis are necessary to fully understand the feasibility of the proposed development.</w:t>
+        <w:t>By addressing these unknowns and constraints, developers can better understand the feasibility of their proposal and make informed decisions about moving forward with the project.</w:t>
       </w:r>
     </w:p>
     <w:p>
@@ -271,7 +331,16 @@
         <w:pStyle w:val="ListBullet"/>
       </w:pPr>
       <w:r>
-        <w:t>**Austin Land Development Code, Title 25** — https://library.municode.com/tx/austin/codes/land_development_code</w:t>
+        <w:rPr>
+          <w:b/>
+        </w:rPr>
+        <w:t>Austin Land Development Code, Title 25</w:t>
+      </w:r>
+      <w:r>
+        <w:rPr>
+          <w:b w:val="0"/>
+        </w:rPr>
+        <w:t xml:space="preserve"> — https://library.municode.com/tx/austin/codes/land_development_code</w:t>
       </w:r>
     </w:p>
     <w:p>
@@ -284,7 +353,16 @@
         <w:pStyle w:val="ListBullet"/>
       </w:pPr>
       <w:r>
-        <w:t>**Austin Drainage Criteria Manual** — https://library.municode.com/tx/austin/codes/drainage_criteria_manual</w:t>
+        <w:rPr>
+          <w:b/>
+        </w:rPr>
+        <w:t>Austin Drainage Criteria Manual</w:t>
+      </w:r>
+      <w:r>
+        <w:rPr>
+          <w:b w:val="0"/>
+        </w:rPr>
+        <w:t xml:space="preserve"> — https://library.municode.com/tx/austin/codes/drainage_criteria_manual</w:t>
       </w:r>
     </w:p>
     <w:p>
@@ -297,7 +375,16 @@
         <w:pStyle w:val="ListBullet"/>
       </w:pPr>
       <w:r>
-        <w:t>**Austin Transportation Criteria Manual** — https://library.municode.com/tx/austin/codes/transportation_criteria_manual</w:t>
+        <w:rPr>
+          <w:b/>
+        </w:rPr>
+        <w:t>Austin Transportation Criteria Manual</w:t>
+      </w:r>
+      <w:r>
+        <w:rPr>
+          <w:b w:val="0"/>
+        </w:rPr>
+        <w:t xml:space="preserve"> — https://library.municode.com/tx/austin/codes/transportation_criteria_manual</w:t>
       </w:r>
     </w:p>
     <w:p>
@@ -310,7 +397,16 @@
         <w:pStyle w:val="ListBullet"/>
       </w:pPr>
       <w:r>
-        <w:t>**Zoning by Address** — https://data.austintexas.gov/ (search: Zoning by Address)</w:t>
+        <w:rPr>
+          <w:b/>
+        </w:rPr>
+        <w:t>Zoning by Address</w:t>
+      </w:r>
+      <w:r>
+        <w:rPr>
+          <w:b w:val="0"/>
+        </w:rPr>
+        <w:t xml:space="preserve"> — https://data.austintexas.gov/ (search: Zoning by Address)</w:t>
       </w:r>
     </w:p>
     <w:p>
@@ -323,7 +419,16 @@
         <w:pStyle w:val="ListBullet"/>
       </w:pPr>
       <w:r>
-        <w:t>**Issued Construction Permits** — https://data.austintexas.gov/Building-and-Development/Issued-Construction-Permits/3syk-w9eu</w:t>
+        <w:rPr>
+          <w:b/>
+        </w:rPr>
+        <w:t>Issued Construction Permits</w:t>
+      </w:r>
+      <w:r>
+        <w:rPr>
+          <w:b w:val="0"/>
+        </w:rPr>
+        <w:t xml:space="preserve"> — https://data.austintexas.gov/Building-and-Development/Issued-Construction-Permits/3syk-w9eu</w:t>
       </w:r>
     </w:p>
     <w:p>
@@ -336,7 +441,16 @@
         <w:pStyle w:val="ListBullet"/>
       </w:pPr>
       <w:r>
-        <w:t>**Site Plan Cases** — https://data.austintexas.gov/ (search: Site Plan Cases)</w:t>
+        <w:rPr>
+          <w:b/>
+        </w:rPr>
+        <w:t>Site Plan Cases</w:t>
+      </w:r>
+      <w:r>
+        <w:rPr>
+          <w:b w:val="0"/>
+        </w:rPr>
+        <w:t xml:space="preserve"> — https://data.austintexas.gov/ (search: Site Plan Cases)</w:t>
       </w:r>
     </w:p>
     <w:p>
@@ -349,7 +463,16 @@
         <w:pStyle w:val="ListBullet"/>
       </w:pPr>
       <w:r>
-        <w:t>**Plan Review Cases** — https://data.austintexas.gov/ (search: Plan Review Cases)</w:t>
+        <w:rPr>
+          <w:b/>
+        </w:rPr>
+        <w:t>Plan Review Cases</w:t>
+      </w:r>
+      <w:r>
+        <w:rPr>
+          <w:b w:val="0"/>
+        </w:rPr>
+        <w:t xml:space="preserve"> — https://data.austintexas.gov/ (search: Plan Review Cases)</w:t>
       </w:r>
     </w:p>
     <w:p>
@@ -362,7 +485,16 @@
         <w:pStyle w:val="ListBullet"/>
       </w:pPr>
       <w:r>
-        <w:t>**Watershed Boundaries** — https://data.austintexas.gov/ (search: Watershed Boundaries)</w:t>
+        <w:rPr>
+          <w:b/>
+        </w:rPr>
+        <w:t>Watershed Boundaries</w:t>
+      </w:r>
+      <w:r>
+        <w:rPr>
+          <w:b w:val="0"/>
+        </w:rPr>
+        <w:t xml:space="preserve"> — https://data.austintexas.gov/ (search: Watershed Boundaries)</w:t>
       </w:r>
     </w:p>
     <w:p>
@@ -375,7 +507,16 @@
         <w:pStyle w:val="ListBullet"/>
       </w:pPr>
       <w:r>
-        <w:t>**Greater Austin Fully Developed Floodplain** — https://data.austintexas.gov/ (search: Greater Austin Fully Developed Floodplain)</w:t>
+        <w:rPr>
+          <w:b/>
+        </w:rPr>
+        <w:t>Greater Austin Fully Developed Floodplain</w:t>
+      </w:r>
+      <w:r>
+        <w:rPr>
+          <w:b w:val="0"/>
+        </w:rPr>
+        <w:t xml:space="preserve"> — https://data.austintexas.gov/ (search: Greater Austin Fully Developed Floodplain)</w:t>
       </w:r>
     </w:p>
     <w:p>
@@ -401,6 +542,9 @@
         <w:pStyle w:val="ListBullet"/>
       </w:pPr>
       <w:r>
+        <w:rPr>
+          <w:b w:val="0"/>
+        </w:rPr>
         <w:t>LDC § 2.4 TIER TWO REQUIREMENTS</w:t>
       </w:r>
     </w:p>
@@ -409,6 +553,9 @@
         <w:pStyle w:val="ListBullet"/>
       </w:pPr>
       <w:r>
+        <w:rPr>
+          <w:b w:val="0"/>
+        </w:rPr>
         <w:t>LDC § 25-2-518 QUALIFYING DEVELOPMENT</w:t>
       </w:r>
     </w:p>
@@ -417,14 +564,9 @@
         <w:pStyle w:val="ListBullet"/>
       </w:pPr>
       <w:r>
-        <w:t>LDC § 2.4 TIER TWO REQUIREMENTS</w:t>
-      </w:r>
-    </w:p>
-    <w:p>
-      <w:pPr>
-        <w:pStyle w:val="ListBullet"/>
-      </w:pPr>
-      <w:r>
+        <w:rPr>
+          <w:b w:val="0"/>
+        </w:rPr>
         <w:t>LDC § 25-2-818 MOBILE RETAIL ESTABLISHMENTS</w:t>
       </w:r>
     </w:p>
@@ -433,7 +575,21 @@
         <w:pStyle w:val="ListBullet"/>
       </w:pPr>
       <w:r>
+        <w:rPr>
+          <w:b w:val="0"/>
+        </w:rPr>
         <w:t>LDC § 25-2-91 PURPOSES OF COMMERCIAL DISTRICTS DESIGNATIONS</w:t>
+      </w:r>
+    </w:p>
+    <w:p>
+      <w:pPr>
+        <w:pStyle w:val="ListBullet"/>
+      </w:pPr>
+      <w:r>
+        <w:rPr>
+          <w:b w:val="0"/>
+        </w:rPr>
+        <w:t>LDC § 25-2-581 CENTRAL BUSINESS DISTRICT (CBD) DISTRICT REGULATIONS</w:t>
       </w:r>
     </w:p>
     <w:p>
@@ -459,6 +615,9 @@
         <w:pStyle w:val="ListBullet"/>
       </w:pPr>
       <w:r>
+        <w:rPr>
+          <w:b w:val="0"/>
+        </w:rPr>
         <w:t>LDC § 2.4 TIER TWO REQUIREMENTS</w:t>
       </w:r>
     </w:p>
@@ -467,6 +626,9 @@
         <w:pStyle w:val="ListBullet"/>
       </w:pPr>
       <w:r>
+        <w:rPr>
+          <w:b w:val="0"/>
+        </w:rPr>
         <w:t>LDC § 25-2-518 QUALIFYING DEVELOPMENT</w:t>
       </w:r>
     </w:p>
@@ -475,14 +637,9 @@
         <w:pStyle w:val="ListBullet"/>
       </w:pPr>
       <w:r>
-        <w:t>LDC § 2.4 TIER TWO REQUIREMENTS</w:t>
-      </w:r>
-    </w:p>
-    <w:p>
-      <w:pPr>
-        <w:pStyle w:val="ListBullet"/>
-      </w:pPr>
-      <w:r>
+        <w:rPr>
+          <w:b w:val="0"/>
+        </w:rPr>
         <w:t>LDC § 25-2-818 MOBILE RETAIL ESTABLISHMENTS</w:t>
       </w:r>
     </w:p>
@@ -491,7 +648,21 @@
         <w:pStyle w:val="ListBullet"/>
       </w:pPr>
       <w:r>
+        <w:rPr>
+          <w:b w:val="0"/>
+        </w:rPr>
         <w:t>LDC § 25-2-91 PURPOSES OF COMMERCIAL DISTRICTS DESIGNATIONS</w:t>
+      </w:r>
+    </w:p>
+    <w:p>
+      <w:pPr>
+        <w:pStyle w:val="ListBullet"/>
+      </w:pPr>
+      <w:r>
+        <w:rPr>
+          <w:b w:val="0"/>
+        </w:rPr>
+        <w:t>LDC § 25-2-581 CENTRAL BUSINESS DISTRICT (CBD) DISTRICT REGULATIONS</w:t>
       </w:r>
     </w:p>
     <w:p>
@@ -512,6 +683,9 @@
         <w:pStyle w:val="ListBullet"/>
       </w:pPr>
       <w:r>
+        <w:rPr>
+          <w:b w:val="0"/>
+        </w:rPr>
         <w:t>LDC § 25-7-94 REQUIREMENTS IN CENTRAL BUSINESS AREA</w:t>
       </w:r>
     </w:p>
@@ -520,6 +694,20 @@
         <w:pStyle w:val="ListBullet"/>
       </w:pPr>
       <w:r>
+        <w:rPr>
+          <w:b w:val="0"/>
+        </w:rPr>
+        <w:t>LDC § 25-7-66 SUPPLEMENTAL REQUIREMENTS FOR DEVELOPMENT APPLICATIONS IN CERTAIN PLANNING AREAS</w:t>
+      </w:r>
+    </w:p>
+    <w:p>
+      <w:pPr>
+        <w:pStyle w:val="ListBullet"/>
+      </w:pPr>
+      <w:r>
+        <w:rPr>
+          <w:b w:val="0"/>
+        </w:rPr>
         <w:t>LDC § 25-7-92 ENCROACHMENT ON FLOODPLAIN PROHIBITED</w:t>
       </w:r>
     </w:p>
@@ -528,7 +716,10 @@
         <w:pStyle w:val="ListBullet"/>
       </w:pPr>
       <w:r>
-        <w:t>LDC § 25-7-66 SUPPLEMENTAL REQUIREMENTS FOR DEVELOPMENT APPLICATIONS IN CERTAIN PLANNING AREAS</w:t>
+        <w:rPr>
+          <w:b w:val="0"/>
+        </w:rPr>
+        <w:t>LDC § 25-7-61 CRITERIA FOR APPROVAL OF DEVELOPMENT APPLICATIONS</w:t>
       </w:r>
     </w:p>
     <w:p>
@@ -536,15 +727,10 @@
         <w:pStyle w:val="ListBullet"/>
       </w:pPr>
       <w:r>
-        <w:t>LDC § 25-7-93 GENERAL EXCEPTIONS</w:t>
-      </w:r>
-    </w:p>
-    <w:p>
-      <w:pPr>
-        <w:pStyle w:val="ListBullet"/>
-      </w:pPr>
-      <w:r>
-        <w:t>LDC § 25-7-61 CRITERIA FOR APPROVAL OF DEVELOPMENT APPLICATIONS</w:t>
+        <w:rPr>
+          <w:b w:val="0"/>
+        </w:rPr>
+        <w:t>DCM § 1.2.6 Floodplain Delineations</w:t>
       </w:r>
     </w:p>
     <w:p>
@@ -565,6 +751,42 @@
         <w:pStyle w:val="ListBullet"/>
       </w:pPr>
       <w:r>
+        <w:rPr>
+          <w:b w:val="0"/>
+        </w:rPr>
+        <w:t>TCM § 9.3.4.1 Queuing</w:t>
+      </w:r>
+    </w:p>
+    <w:p>
+      <w:pPr>
+        <w:pStyle w:val="ListBullet"/>
+      </w:pPr>
+      <w:r>
+        <w:rPr>
+          <w:b w:val="0"/>
+        </w:rPr>
+        <w:t>TCM § 9.4.1 OFF-STREET GENERAL LOADING REQUIREMENTS</w:t>
+      </w:r>
+    </w:p>
+    <w:p>
+      <w:pPr>
+        <w:pStyle w:val="ListBullet"/>
+      </w:pPr>
+      <w:r>
+        <w:rPr>
+          <w:b w:val="0"/>
+        </w:rPr>
+        <w:t>TCM § 9.3.2 GENERAL DESIGN CRITERIA</w:t>
+      </w:r>
+    </w:p>
+    <w:p>
+      <w:pPr>
+        <w:pStyle w:val="ListBullet"/>
+      </w:pPr>
+      <w:r>
+        <w:rPr>
+          <w:b w:val="0"/>
+        </w:rPr>
         <w:t>LDC § 25-6-472 PARKING FACILITY STANDARDS</w:t>
       </w:r>
     </w:p>
@@ -573,31 +795,10 @@
         <w:pStyle w:val="ListBullet"/>
       </w:pPr>
       <w:r>
-        <w:t>TCM § 10.3.5.2 Parking (Vehicle) Measures</w:t>
-      </w:r>
-    </w:p>
-    <w:p>
-      <w:pPr>
-        <w:pStyle w:val="ListBullet"/>
-      </w:pPr>
-      <w:r>
-        <w:t>TCM § 9.4.1 OFF-STREET GENERAL LOADING REQUIREMENTS</w:t>
-      </w:r>
-    </w:p>
-    <w:p>
-      <w:pPr>
-        <w:pStyle w:val="ListBullet"/>
-      </w:pPr>
-      <w:r>
-        <w:t>TCM § 9.3.2 GENERAL DESIGN CRITERIA</w:t>
-      </w:r>
-    </w:p>
-    <w:p>
-      <w:pPr>
-        <w:pStyle w:val="ListBullet"/>
-      </w:pPr>
-      <w:r>
-        <w:t>LDC § 25-6-1 DEFINITIONS</w:t>
+        <w:rPr>
+          <w:b w:val="0"/>
+        </w:rPr>
+        <w:t>LDC § 25-6-292 DESIGN AND CONSTRUCTION STANDARDS</w:t>
       </w:r>
     </w:p>
     <w:p>
@@ -628,6 +829,9 @@
         <w:pStyle w:val="ListBullet"/>
       </w:pPr>
       <w:r>
+        <w:rPr>
+          <w:b w:val="0"/>
+        </w:rPr>
         <w:t>LDC § 25-9-33 SERVICE EXTENSION APPLICATION</w:t>
       </w:r>
     </w:p>
@@ -636,6 +840,9 @@
         <w:pStyle w:val="ListBullet"/>
       </w:pPr>
       <w:r>
+        <w:rPr>
+          <w:b w:val="0"/>
+        </w:rPr>
         <w:t>LDC § 25-9-383 AVAILABILITY OF RECLAIMED WATER SERVICE</w:t>
       </w:r>
     </w:p>
@@ -644,6 +851,9 @@
         <w:pStyle w:val="ListBullet"/>
       </w:pPr>
       <w:r>
+        <w:rPr>
+          <w:b w:val="0"/>
+        </w:rPr>
         <w:t>LDC § 25-9-410 APPLICABILITY</w:t>
       </w:r>
     </w:p>
@@ -652,6 +862,9 @@
         <w:pStyle w:val="ListBullet"/>
       </w:pPr>
       <w:r>
+        <w:rPr>
+          <w:b w:val="0"/>
+        </w:rPr>
         <w:t>LDC § 25-9-31 APPLICABILITY</w:t>
       </w:r>
     </w:p>
@@ -660,6 +873,9 @@
         <w:pStyle w:val="ListBullet"/>
       </w:pPr>
       <w:r>
+        <w:rPr>
+          <w:b w:val="0"/>
+        </w:rPr>
         <w:t>LDC § 25-9-91 TAP PERMIT REQUIRED</w:t>
       </w:r>
     </w:p>
@@ -678,7 +894,7 @@
     </w:p>
     <w:p>
       <w:r>
-        <w:t>Summary: {'permit_count': 6, 'site_plan_count': 0, 'plan_review_count': 9}</w:t>
+        <w:t>Summary: Permit count: 6, Site plan count: 0, Plan review count: 9</w:t>
       </w:r>
     </w:p>
     <w:p>
@@ -694,6 +910,9 @@
         <w:pStyle w:val="ListBullet"/>
       </w:pPr>
       <w:r>
+        <w:rPr>
+          <w:b w:val="0"/>
+        </w:rPr>
         <w:t>No major constraint labeled from available screening data; professional verification is still required.</w:t>
       </w:r>
     </w:p>
@@ -710,6 +929,9 @@
         <w:pStyle w:val="ListBullet"/>
       </w:pPr>
       <w:r>
+        <w:rPr>
+          <w:b w:val="0"/>
+        </w:rPr>
         <w:t>Verification required (zoning): Zoning lookup status is 'multiple_records'; official verification is required before design decisions.</w:t>
       </w:r>
     </w:p>
@@ -718,6 +940,9 @@
         <w:pStyle w:val="ListBullet"/>
       </w:pPr>
       <w:r>
+        <w:rPr>
+          <w:b w:val="0"/>
+        </w:rPr>
         <w:t>Verification required (historical_context): Nearby permits and cases are historical context only and must not be treated as approval precedent.</w:t>
       </w:r>
     </w:p>
@@ -726,6 +951,9 @@
         <w:pStyle w:val="ListBullet"/>
       </w:pPr>
       <w:r>
+        <w:rPr>
+          <w:b w:val="0"/>
+        </w:rPr>
         <w:t>Verification required (citations): One or more retrieved citations could not be verified against the approved regulatory index.</w:t>
       </w:r>
     </w:p>
@@ -734,6 +962,9 @@
         <w:pStyle w:val="ListBullet"/>
       </w:pPr>
       <w:r>
+        <w:rPr>
+          <w:b w:val="0"/>
+        </w:rPr>
         <w:t>Warning: Zoning could not be confirmed exactly and requires verification.</w:t>
       </w:r>
     </w:p>
@@ -742,7 +973,10 @@
         <w:pStyle w:val="ListBullet"/>
       </w:pPr>
       <w:r>
-        <w:t>Warning: 2 citation(s) failed verification and were excluded from supported regulatory citations.</w:t>
+        <w:rPr>
+          <w:b w:val="0"/>
+        </w:rPr>
+        <w:t>Warning: 1 citation(s) failed verification and were excluded from supported regulatory citations.</w:t>
       </w:r>
     </w:p>
     <w:p>
@@ -758,6 +992,9 @@
         <w:pStyle w:val="ListNumber"/>
       </w:pPr>
       <w:r>
+        <w:rPr>
+          <w:b w:val="0"/>
+        </w:rPr>
         <w:t>LDC — § 25-2-518 QUALIFYING DEVELOPMENT (Chapter 25-2) | https://library.municode.com/tx/austin/codes/land_development_code</w:t>
       </w:r>
     </w:p>
@@ -766,6 +1003,9 @@
         <w:pStyle w:val="ListNumber"/>
       </w:pPr>
       <w:r>
+        <w:rPr>
+          <w:b w:val="0"/>
+        </w:rPr>
         <w:t>LDC — § 25-2-818 MOBILE RETAIL ESTABLISHMENTS (Chapter 25-2) | https://library.municode.com/tx/austin/codes/land_development_code</w:t>
       </w:r>
     </w:p>
@@ -774,6 +1014,9 @@
         <w:pStyle w:val="ListNumber"/>
       </w:pPr>
       <w:r>
+        <w:rPr>
+          <w:b w:val="0"/>
+        </w:rPr>
         <w:t>LDC — § 25-2-91 PURPOSES OF COMMERCIAL DISTRICTS DESIGNATIONS (Chapter 25-2) | https://library.municode.com/tx/austin/codes/land_development_code</w:t>
       </w:r>
     </w:p>
@@ -782,6 +1025,20 @@
         <w:pStyle w:val="ListNumber"/>
       </w:pPr>
       <w:r>
+        <w:rPr>
+          <w:b w:val="0"/>
+        </w:rPr>
+        <w:t>LDC — § 25-2-581 CENTRAL BUSINESS DISTRICT (CBD) DISTRICT REGULATIONS (Chapter 25-2) | https://library.municode.com/tx/austin/codes/land_development_code</w:t>
+      </w:r>
+    </w:p>
+    <w:p>
+      <w:pPr>
+        <w:pStyle w:val="ListNumber"/>
+      </w:pPr>
+      <w:r>
+        <w:rPr>
+          <w:b w:val="0"/>
+        </w:rPr>
         <w:t>LDC — § 25-7-94 REQUIREMENTS IN CENTRAL BUSINESS AREA (Chapter 25-7) | https://library.municode.com/tx/austin/codes/land_development_code</w:t>
       </w:r>
     </w:p>
@@ -790,6 +1047,20 @@
         <w:pStyle w:val="ListNumber"/>
       </w:pPr>
       <w:r>
+        <w:rPr>
+          <w:b w:val="0"/>
+        </w:rPr>
+        <w:t>LDC — § 25-7-66 SUPPLEMENTAL REQUIREMENTS FOR DEVELOPMENT APPLICATIONS IN CERTAIN PLANNING AREAS (Chapter 25-7) | https://library.municode.com/tx/austin/codes/land_development_code</w:t>
+      </w:r>
+    </w:p>
+    <w:p>
+      <w:pPr>
+        <w:pStyle w:val="ListNumber"/>
+      </w:pPr>
+      <w:r>
+        <w:rPr>
+          <w:b w:val="0"/>
+        </w:rPr>
         <w:t>LDC — § 25-7-92 ENCROACHMENT ON FLOODPLAIN PROHIBITED (Chapter 25-7) | https://library.municode.com/tx/austin/codes/land_development_code</w:t>
       </w:r>
     </w:p>
@@ -798,22 +1069,9 @@
         <w:pStyle w:val="ListNumber"/>
       </w:pPr>
       <w:r>
-        <w:t>LDC — § 25-7-66 SUPPLEMENTAL REQUIREMENTS FOR DEVELOPMENT APPLICATIONS IN CERTAIN PLANNING AREAS (Chapter 25-7) | https://library.municode.com/tx/austin/codes/land_development_code</w:t>
-      </w:r>
-    </w:p>
-    <w:p>
-      <w:pPr>
-        <w:pStyle w:val="ListNumber"/>
-      </w:pPr>
-      <w:r>
-        <w:t>LDC — § 25-7-93 GENERAL EXCEPTIONS (Chapter 25-7) | https://library.municode.com/tx/austin/codes/land_development_code</w:t>
-      </w:r>
-    </w:p>
-    <w:p>
-      <w:pPr>
-        <w:pStyle w:val="ListNumber"/>
-      </w:pPr>
-      <w:r>
+        <w:rPr>
+          <w:b w:val="0"/>
+        </w:rPr>
         <w:t>LDC — § 25-7-61 CRITERIA FOR APPROVAL OF DEVELOPMENT APPLICATIONS (Chapter 25-7) | https://library.municode.com/tx/austin/codes/land_development_code</w:t>
       </w:r>
     </w:p>
@@ -822,6 +1080,53 @@
         <w:pStyle w:val="ListNumber"/>
       </w:pPr>
       <w:r>
+        <w:rPr>
+          <w:b w:val="0"/>
+        </w:rPr>
+        <w:t>DCM — § 1.2.6 Floodplain Delineations (Section 1) | https://library.municode.com/tx/austin/codes/drainage_criteria_manual</w:t>
+      </w:r>
+    </w:p>
+    <w:p>
+      <w:pPr>
+        <w:pStyle w:val="ListNumber"/>
+      </w:pPr>
+      <w:r>
+        <w:rPr>
+          <w:b w:val="0"/>
+        </w:rPr>
+        <w:t>TCM — § 9.3.4.1 Queuing (Section 9) | https://library.municode.com/tx/austin/codes/transportation_criteria_manual</w:t>
+      </w:r>
+    </w:p>
+    <w:p>
+      <w:pPr>
+        <w:pStyle w:val="ListNumber"/>
+      </w:pPr>
+      <w:r>
+        <w:rPr>
+          <w:b w:val="0"/>
+        </w:rPr>
+        <w:t>TCM — § 9.4.1 OFF-STREET GENERAL LOADING REQUIREMENTS (Section 9) | https://library.municode.com/tx/austin/codes/transportation_criteria_manual</w:t>
+      </w:r>
+    </w:p>
+    <w:p>
+      <w:pPr>
+        <w:pStyle w:val="ListNumber"/>
+      </w:pPr>
+      <w:r>
+        <w:rPr>
+          <w:b w:val="0"/>
+        </w:rPr>
+        <w:t>TCM — § 9.3.2 GENERAL DESIGN CRITERIA (Section 9) | https://library.municode.com/tx/austin/codes/transportation_criteria_manual</w:t>
+      </w:r>
+    </w:p>
+    <w:p>
+      <w:pPr>
+        <w:pStyle w:val="ListNumber"/>
+      </w:pPr>
+      <w:r>
+        <w:rPr>
+          <w:b w:val="0"/>
+        </w:rPr>
         <w:t>LDC — § 25-6-472 PARKING FACILITY STANDARDS (Chapter 25-6) | https://library.municode.com/tx/austin/codes/land_development_code</w:t>
       </w:r>
     </w:p>
@@ -830,7 +1135,10 @@
         <w:pStyle w:val="ListNumber"/>
       </w:pPr>
       <w:r>
-        <w:t>TCM — § 10.3.5.2 Parking (Vehicle) Measures (Section 10) | https://library.municode.com/tx/austin/codes/transportation_criteria_manual</w:t>
+        <w:rPr>
+          <w:b w:val="0"/>
+        </w:rPr>
+        <w:t>LDC — § 25-6-292 DESIGN AND CONSTRUCTION STANDARDS (Chapter 25-6) | https://library.municode.com/tx/austin/codes/land_development_code</w:t>
       </w:r>
     </w:p>
     <w:p>
@@ -838,30 +1146,9 @@
         <w:pStyle w:val="ListNumber"/>
       </w:pPr>
       <w:r>
-        <w:t>TCM — § 9.4.1 OFF-STREET GENERAL LOADING REQUIREMENTS (Section 9) | https://library.municode.com/tx/austin/codes/transportation_criteria_manual</w:t>
-      </w:r>
-    </w:p>
-    <w:p>
-      <w:pPr>
-        <w:pStyle w:val="ListNumber"/>
-      </w:pPr>
-      <w:r>
-        <w:t>TCM — § 9.3.2 GENERAL DESIGN CRITERIA (Section 9) | https://library.municode.com/tx/austin/codes/transportation_criteria_manual</w:t>
-      </w:r>
-    </w:p>
-    <w:p>
-      <w:pPr>
-        <w:pStyle w:val="ListNumber"/>
-      </w:pPr>
-      <w:r>
-        <w:t>LDC — § 25-6-1 DEFINITIONS (Chapter 25-6) | https://library.municode.com/tx/austin/codes/land_development_code</w:t>
-      </w:r>
-    </w:p>
-    <w:p>
-      <w:pPr>
-        <w:pStyle w:val="ListNumber"/>
-      </w:pPr>
-      <w:r>
+        <w:rPr>
+          <w:b w:val="0"/>
+        </w:rPr>
         <w:t>LDC — § 25-9-33 SERVICE EXTENSION APPLICATION (Chapter 25-9) | https://library.municode.com/tx/austin/codes/land_development_code</w:t>
       </w:r>
     </w:p>
@@ -870,6 +1157,9 @@
         <w:pStyle w:val="ListNumber"/>
       </w:pPr>
       <w:r>
+        <w:rPr>
+          <w:b w:val="0"/>
+        </w:rPr>
         <w:t>LDC — § 25-9-383 AVAILABILITY OF RECLAIMED WATER SERVICE (Chapter 25-9) | https://library.municode.com/tx/austin/codes/land_development_code</w:t>
       </w:r>
     </w:p>
@@ -878,6 +1168,9 @@
         <w:pStyle w:val="ListNumber"/>
       </w:pPr>
       <w:r>
+        <w:rPr>
+          <w:b w:val="0"/>
+        </w:rPr>
         <w:t>LDC — § 25-9-410 APPLICABILITY (Chapter 25-9) | https://library.municode.com/tx/austin/codes/land_development_code</w:t>
       </w:r>
     </w:p>
@@ -886,6 +1179,9 @@
         <w:pStyle w:val="ListNumber"/>
       </w:pPr>
       <w:r>
+        <w:rPr>
+          <w:b w:val="0"/>
+        </w:rPr>
         <w:t>LDC — § 25-9-31 APPLICABILITY (Chapter 25-9) | https://library.municode.com/tx/austin/codes/land_development_code</w:t>
       </w:r>
     </w:p>
@@ -894,6 +1190,9 @@
         <w:pStyle w:val="ListNumber"/>
       </w:pPr>
       <w:r>
+        <w:rPr>
+          <w:b w:val="0"/>
+        </w:rPr>
         <w:t>LDC — § 25-9-91 TAP PERMIT REQUIRED (Chapter 25-9) | https://library.municode.com/tx/austin/codes/land_development_code</w:t>
       </w:r>
     </w:p>

--- a/evaluation/report/results/exports/s3_multi_zoning.docx
+++ b/evaluation/report/results/exports/s3_multi_zoning.docx
@@ -83,39 +83,6 @@
     </w:p>
     <w:p>
       <w:pPr>
-        <w:pStyle w:val="ListBullet"/>
-      </w:pPr>
-      <w:r>
-        <w:rPr>
-          <w:b w:val="0"/>
-        </w:rPr>
-        <w:t>Reported zoning: None (status: multiple_records)</w:t>
-      </w:r>
-    </w:p>
-    <w:p>
-      <w:pPr>
-        <w:pStyle w:val="ListBullet"/>
-      </w:pPr>
-      <w:r>
-        <w:rPr>
-          <w:b w:val="0"/>
-        </w:rPr>
-        <w:t>Floodplain intersection: False</w:t>
-      </w:r>
-    </w:p>
-    <w:p>
-      <w:pPr>
-        <w:pStyle w:val="ListBullet"/>
-      </w:pPr>
-      <w:r>
-        <w:rPr>
-          <w:b w:val="0"/>
-        </w:rPr>
-        <w:t>Watershed: Panther Hollow</w:t>
-      </w:r>
-    </w:p>
-    <w:p>
-      <w:pPr>
         <w:pStyle w:val="Heading2"/>
       </w:pPr>
       <w:r>
@@ -124,7 +91,7 @@
     </w:p>
     <w:p>
       <w:r>
-        <w:t>Based on the provided site data and regulatory evidence, here is a summary of major feasibility considerations, constraints, unknowns, and recommended next steps:</w:t>
+        <w:t>This is a JSON response from an API, likely related to land use or building permits in Austin, Texas. Here's a breakdown of the data:</w:t>
       </w:r>
     </w:p>
     <w:p>
@@ -132,40 +99,29 @@
         <w:rPr>
           <w:b/>
         </w:rPr>
-        <w:t>Major Feasibility Considerations:</w:t>
+        <w:t>Permits</w:t>
       </w:r>
     </w:p>
     <w:p>
-      <w:pPr>
-        <w:pStyle w:val="ListNumber"/>
-      </w:pPr>
       <w:r>
-        <w:rPr>
-          <w:b w:val="0"/>
-        </w:rPr>
-        <w:t>Zoning: The property is zoned as DR (Development Reserve) and I-RR (Rural Residence), which may create conflicts and require additional approvals.</w:t>
+        <w:t>* There are 6 permits associated with the address `10600 LITTLE WIND CV`.</w:t>
       </w:r>
     </w:p>
     <w:p>
-      <w:pPr>
-        <w:pStyle w:val="ListNumber"/>
-      </w:pPr>
       <w:r>
-        <w:rPr>
-          <w:b w:val="0"/>
-        </w:rPr>
-        <w:t>Floodplain: The site does not intersect with the floodplain, but there are nearby properties that do. This may impact future development plans.</w:t>
+        <w:t>* The permit types include:</w:t>
       </w:r>
     </w:p>
     <w:p>
-      <w:pPr>
-        <w:pStyle w:val="ListNumber"/>
-      </w:pPr>
       <w:r>
-        <w:rPr>
-          <w:b w:val="0"/>
-        </w:rPr>
-        <w:t>Watershed: The site is located in the Panther Hollow watershed, which receives water from Lake Austin.</w:t>
+        <w:tab/>
+        <w:t>+ R-329 (Residential Structures Other Than Bldg)</w:t>
+      </w:r>
+    </w:p>
+    <w:p>
+      <w:r>
+        <w:tab/>
+        <w:t>+ R-435 (Residential Renovations/Remodels)</w:t>
       </w:r>
     </w:p>
     <w:p>
@@ -173,40 +129,35 @@
         <w:rPr>
           <w:b/>
         </w:rPr>
-        <w:t>Constraints:</w:t>
+        <w:t>Plan Reviews</w:t>
       </w:r>
     </w:p>
     <w:p>
-      <w:pPr>
-        <w:pStyle w:val="ListNumber"/>
-      </w:pPr>
       <w:r>
-        <w:rPr>
-          <w:b w:val="0"/>
-        </w:rPr>
-        <w:t>Zoning restrictions: The DR and I-RR zoning designations may limit the type of development that can occur on the property.</w:t>
+        <w:t>* There are 9 plan reviews associated with the address `10600 LITTLE WIND CV`.</w:t>
       </w:r>
     </w:p>
     <w:p>
-      <w:pPr>
-        <w:pStyle w:val="ListNumber"/>
-      </w:pPr>
       <w:r>
-        <w:rPr>
-          <w:b w:val="0"/>
-        </w:rPr>
-        <w:t>Floodplain regulations: While the site does not intersect with the floodplain, there are nearby properties that do, which may impact future development plans.</w:t>
+        <w:t>* The plan review types include:</w:t>
       </w:r>
     </w:p>
     <w:p>
-      <w:pPr>
-        <w:pStyle w:val="ListNumber"/>
-      </w:pPr>
       <w:r>
-        <w:rPr>
-          <w:b w:val="0"/>
-        </w:rPr>
-        <w:t>Watershed protection: The Panther Hollow watershed is a sensitive area that requires careful consideration to avoid environmental impacts.</w:t>
+        <w:tab/>
+        <w:t>+ R-329 (Residential Structures Other Than Bldg)</w:t>
+      </w:r>
+    </w:p>
+    <w:p>
+      <w:r>
+        <w:tab/>
+        <w:t>+ R-434 (Addition &amp; Alterations)</w:t>
+      </w:r>
+    </w:p>
+    <w:p>
+      <w:r>
+        <w:tab/>
+        <w:t>+ R-101 (Single Family Houses)</w:t>
       </w:r>
     </w:p>
     <w:p>
@@ -214,40 +165,12 @@
         <w:rPr>
           <w:b/>
         </w:rPr>
-        <w:t>Unknowns:</w:t>
+        <w:t>Summary</w:t>
       </w:r>
     </w:p>
     <w:p>
-      <w:pPr>
-        <w:pStyle w:val="ListNumber"/>
-      </w:pPr>
       <w:r>
-        <w:rPr>
-          <w:b w:val="0"/>
-        </w:rPr>
-        <w:t>Utility capacity: There is no information on the availability of utilities such as water, sewer, and electricity at the site.</w:t>
-      </w:r>
-    </w:p>
-    <w:p>
-      <w:pPr>
-        <w:pStyle w:val="ListNumber"/>
-      </w:pPr>
-      <w:r>
-        <w:rPr>
-          <w:b w:val="0"/>
-        </w:rPr>
-        <w:t>Parking requirements: The regulations for parking requirements are not clear, which may impact the design of the retail building.</w:t>
-      </w:r>
-    </w:p>
-    <w:p>
-      <w:pPr>
-        <w:pStyle w:val="ListNumber"/>
-      </w:pPr>
-      <w:r>
-        <w:rPr>
-          <w:b w:val="0"/>
-        </w:rPr>
-        <w:t>Environmental impacts: While there are nearby properties that intersect with the floodplain, it is unclear what environmental impacts this may have on the proposed development.</w:t>
+        <w:t>* There are 6 permits, 0 site plans, and 9 plan reviews associated with the address `10600 LITTLE WIND CV`.</w:t>
       </w:r>
     </w:p>
     <w:p>
@@ -255,67 +178,22 @@
         <w:rPr>
           <w:b/>
         </w:rPr>
-        <w:t>Recommended Next Steps:</w:t>
-      </w:r>
-    </w:p>
-    <w:p>
-      <w:pPr>
-        <w:pStyle w:val="ListNumber"/>
-      </w:pPr>
-      <w:r>
-        <w:rPr>
-          <w:b w:val="0"/>
-        </w:rPr>
-        <w:t>Verify zoning: Obtain official verification of the property's zoning designation to ensure compliance with regulations.</w:t>
-      </w:r>
-    </w:p>
-    <w:p>
-      <w:pPr>
-        <w:pStyle w:val="ListNumber"/>
-      </w:pPr>
-      <w:r>
-        <w:rPr>
-          <w:b w:val="0"/>
-        </w:rPr>
-        <w:t>Conduct environmental assessments: Hire a professional to conduct an environmental assessment to identify potential risks and opportunities associated with the site.</w:t>
-      </w:r>
-    </w:p>
-    <w:p>
-      <w:pPr>
-        <w:pStyle w:val="ListNumber"/>
-      </w:pPr>
-      <w:r>
-        <w:rPr>
-          <w:b w:val="0"/>
-        </w:rPr>
-        <w:t>Research utility capacity: Contact Austin Water, Capital Metropolitan Utility District (CMUD), and other relevant utilities to determine availability and capacity for water, sewer, and electricity at the site.</w:t>
-      </w:r>
-    </w:p>
-    <w:p>
-      <w:pPr>
-        <w:pStyle w:val="ListNumber"/>
-      </w:pPr>
-      <w:r>
-        <w:rPr>
-          <w:b w:val="0"/>
-        </w:rPr>
-        <w:t>Review parking regulations: Consult with the City of Austin's Transportation Department to understand parking requirements and ensure compliance with regulations.</w:t>
-      </w:r>
-    </w:p>
-    <w:p>
-      <w:pPr>
-        <w:pStyle w:val="ListNumber"/>
-      </w:pPr>
-      <w:r>
-        <w:rPr>
-          <w:b w:val="0"/>
-        </w:rPr>
-        <w:t>Engage with stakeholders: Meet with local residents, business owners, and community groups to discuss concerns and gather feedback on the proposed development.</w:t>
+        <w:t>Notes</w:t>
       </w:r>
     </w:p>
     <w:p>
       <w:r>
-        <w:t>By addressing these unknowns and constraints, developers can better understand the feasibility of their proposal and make informed decisions about moving forward with the project.</w:t>
+        <w:t>* Nearby permits and cases are historical context only and do not indicate future permitting outcomes for the proposed development.</w:t>
+      </w:r>
+    </w:p>
+    <w:p>
+      <w:r>
+        <w:t>* The API notes that nearby records are historical context only and should not be relied upon as evidence of future approval.</w:t>
+      </w:r>
+    </w:p>
+    <w:p>
+      <w:r>
+        <w:t>Overall, this data suggests that there have been several building or renovation projects at the address `10600 LITTLE WIND CV` in the past, but it does not provide information on whether any of these projects were approved or denied.</w:t>
       </w:r>
     </w:p>
     <w:p>
@@ -533,8 +411,14 @@
       </w:r>
     </w:p>
     <w:p>
+      <w:pPr>
+        <w:pStyle w:val="ListBullet"/>
+      </w:pPr>
       <w:r>
-        <w:t>Retrieved regulatory references:</w:t>
+        <w:rPr>
+          <w:b w:val="0"/>
+        </w:rPr>
+        <w:t>No single zoning designation stated (lookup status: multiple_records)</w:t>
       </w:r>
     </w:p>
     <w:p>
@@ -545,7 +429,17 @@
         <w:rPr>
           <w:b w:val="0"/>
         </w:rPr>
-        <w:t>LDC § 2.4 TIER TWO REQUIREMENTS</w:t>
+        <w:t>No single zoning designation is stated because the lookup was 'multiple_records'.</w:t>
+      </w:r>
+    </w:p>
+    <w:p>
+      <w:r>
+        <w:t>Zoning context is preliminary. Designations are stated only when the lookup returns an exact single match.</w:t>
+      </w:r>
+    </w:p>
+    <w:p>
+      <w:r>
+        <w:t>Regulatory references for this section:</w:t>
       </w:r>
     </w:p>
     <w:p>
@@ -602,67 +496,7 @@
     </w:p>
     <w:p>
       <w:r>
-        <w:t>Site-plan applicability depends on proposed use, zoning, and project characteristics; confirm with Development Services.</w:t>
-      </w:r>
-    </w:p>
-    <w:p>
-      <w:r>
-        <w:t>Retrieved regulatory references:</w:t>
-      </w:r>
-    </w:p>
-    <w:p>
-      <w:pPr>
-        <w:pStyle w:val="ListBullet"/>
-      </w:pPr>
-      <w:r>
-        <w:rPr>
-          <w:b w:val="0"/>
-        </w:rPr>
-        <w:t>LDC § 2.4 TIER TWO REQUIREMENTS</w:t>
-      </w:r>
-    </w:p>
-    <w:p>
-      <w:pPr>
-        <w:pStyle w:val="ListBullet"/>
-      </w:pPr>
-      <w:r>
-        <w:rPr>
-          <w:b w:val="0"/>
-        </w:rPr>
-        <w:t>LDC § 25-2-518 QUALIFYING DEVELOPMENT</w:t>
-      </w:r>
-    </w:p>
-    <w:p>
-      <w:pPr>
-        <w:pStyle w:val="ListBullet"/>
-      </w:pPr>
-      <w:r>
-        <w:rPr>
-          <w:b w:val="0"/>
-        </w:rPr>
-        <w:t>LDC § 25-2-818 MOBILE RETAIL ESTABLISHMENTS</w:t>
-      </w:r>
-    </w:p>
-    <w:p>
-      <w:pPr>
-        <w:pStyle w:val="ListBullet"/>
-      </w:pPr>
-      <w:r>
-        <w:rPr>
-          <w:b w:val="0"/>
-        </w:rPr>
-        <w:t>LDC § 25-2-91 PURPOSES OF COMMERCIAL DISTRICTS DESIGNATIONS</w:t>
-      </w:r>
-    </w:p>
-    <w:p>
-      <w:pPr>
-        <w:pStyle w:val="ListBullet"/>
-      </w:pPr>
-      <w:r>
-        <w:rPr>
-          <w:b w:val="0"/>
-        </w:rPr>
-        <w:t>LDC § 25-2-581 CENTRAL BUSINESS DISTRICT (CBD) DISTRICT REGULATIONS</w:t>
+        <w:t>Site-plan applicability depends on proposed use, zoning, and project characteristics; confirm with Development Services. Citations below are limited to site-plan provisions (LDC Chapter 25-5) when available.</w:t>
       </w:r>
     </w:p>
     <w:p>
@@ -674,8 +508,14 @@
       </w:r>
     </w:p>
     <w:p>
+      <w:pPr>
+        <w:pStyle w:val="ListBullet"/>
+      </w:pPr>
       <w:r>
-        <w:t>Retrieved regulatory references:</w:t>
+        <w:rPr>
+          <w:b w:val="0"/>
+        </w:rPr>
+        <w:t>Floodplain intersection: False</w:t>
       </w:r>
     </w:p>
     <w:p>
@@ -686,40 +526,12 @@
         <w:rPr>
           <w:b w:val="0"/>
         </w:rPr>
-        <w:t>LDC § 25-7-94 REQUIREMENTS IN CENTRAL BUSINESS AREA</w:t>
+        <w:t>Watershed: Panther Hollow</w:t>
       </w:r>
     </w:p>
     <w:p>
-      <w:pPr>
-        <w:pStyle w:val="ListBullet"/>
-      </w:pPr>
       <w:r>
-        <w:rPr>
-          <w:b w:val="0"/>
-        </w:rPr>
-        <w:t>LDC § 25-7-66 SUPPLEMENTAL REQUIREMENTS FOR DEVELOPMENT APPLICATIONS IN CERTAIN PLANNING AREAS</w:t>
-      </w:r>
-    </w:p>
-    <w:p>
-      <w:pPr>
-        <w:pStyle w:val="ListBullet"/>
-      </w:pPr>
-      <w:r>
-        <w:rPr>
-          <w:b w:val="0"/>
-        </w:rPr>
-        <w:t>LDC § 25-7-92 ENCROACHMENT ON FLOODPLAIN PROHIBITED</w:t>
-      </w:r>
-    </w:p>
-    <w:p>
-      <w:pPr>
-        <w:pStyle w:val="ListBullet"/>
-      </w:pPr>
-      <w:r>
-        <w:rPr>
-          <w:b w:val="0"/>
-        </w:rPr>
-        <w:t>LDC § 25-7-61 CRITERIA FOR APPROVAL OF DEVELOPMENT APPLICATIONS</w:t>
+        <w:t>Regulatory references for this section:</w:t>
       </w:r>
     </w:p>
     <w:p>
@@ -743,7 +555,7 @@
     </w:p>
     <w:p>
       <w:r>
-        <w:t>Retrieved regulatory references:</w:t>
+        <w:t>Regulatory references for this section:</w:t>
       </w:r>
     </w:p>
     <w:p>
@@ -754,51 +566,7 @@
         <w:rPr>
           <w:b w:val="0"/>
         </w:rPr>
-        <w:t>TCM § 9.3.4.1 Queuing</w:t>
-      </w:r>
-    </w:p>
-    <w:p>
-      <w:pPr>
-        <w:pStyle w:val="ListBullet"/>
-      </w:pPr>
-      <w:r>
-        <w:rPr>
-          <w:b w:val="0"/>
-        </w:rPr>
-        <w:t>TCM § 9.4.1 OFF-STREET GENERAL LOADING REQUIREMENTS</w:t>
-      </w:r>
-    </w:p>
-    <w:p>
-      <w:pPr>
-        <w:pStyle w:val="ListBullet"/>
-      </w:pPr>
-      <w:r>
-        <w:rPr>
-          <w:b w:val="0"/>
-        </w:rPr>
-        <w:t>TCM § 9.3.2 GENERAL DESIGN CRITERIA</w:t>
-      </w:r>
-    </w:p>
-    <w:p>
-      <w:pPr>
-        <w:pStyle w:val="ListBullet"/>
-      </w:pPr>
-      <w:r>
-        <w:rPr>
-          <w:b w:val="0"/>
-        </w:rPr>
-        <w:t>LDC § 25-6-472 PARKING FACILITY STANDARDS</w:t>
-      </w:r>
-    </w:p>
-    <w:p>
-      <w:pPr>
-        <w:pStyle w:val="ListBullet"/>
-      </w:pPr>
-      <w:r>
-        <w:rPr>
-          <w:b w:val="0"/>
-        </w:rPr>
-        <w:t>LDC § 25-6-292 DESIGN AND CONSTRUCTION STANDARDS</w:t>
+        <w:t>DCM § 1.2.6 Floodplain Delineations</w:t>
       </w:r>
     </w:p>
     <w:p>
@@ -811,17 +579,12 @@
     </w:p>
     <w:p>
       <w:r>
-        <w:t>Regulatory requirements do not establish actual water or wastewater service availability or capacity. Verification with the appropriate utility authority is required.</w:t>
+        <w:t>Regulatory language does not establish utility service availability or capacity. Verification with the appropriate utility authority is required.</w:t>
       </w:r>
     </w:p>
     <w:p>
       <w:r>
-        <w:t>Regulatory requirements do not establish actual water or wastewater service availability or capacity. Verification with the appropriate utility authority is required.</w:t>
-      </w:r>
-    </w:p>
-    <w:p>
-      <w:r>
-        <w:t>Retrieved regulatory references:</w:t>
+        <w:t>Regulatory references for this section:</w:t>
       </w:r>
     </w:p>
     <w:p>
@@ -889,7 +652,7 @@
     </w:p>
     <w:p>
       <w:r>
-        <w:t>Nearby permits and cases are historical context only. They must not be treated as evidence that the proposed development requires professional verification. [Claim removed or revised: unsupported definitive statement; professional verification required.]</w:t>
+        <w:t>Nearby permits and cases are historical context only. They are not approval precedent and do not indicate future permitting outcomes for the proposed development.</w:t>
       </w:r>
     </w:p>
     <w:p>
@@ -932,7 +695,7 @@
         <w:rPr>
           <w:b w:val="0"/>
         </w:rPr>
-        <w:t>Verification required (zoning): Zoning lookup status is 'multiple_records'; official verification is required before design decisions.</w:t>
+        <w:t>Verification required (zoning): Zoning lookup status is 'multiple_records'; no single zoning designation is selected. Official verification is required.</w:t>
       </w:r>
     </w:p>
     <w:p>
@@ -943,7 +706,7 @@
         <w:rPr>
           <w:b w:val="0"/>
         </w:rPr>
-        <w:t>Verification required (historical_context): Nearby permits and cases are historical context only and must not be treated as approval precedent.</w:t>
+        <w:t>Verification required (historical_context): Nearby permits and cases are historical context only. They are not approval precedent and do not indicate future permitting outcomes for the proposed development.</w:t>
       </w:r>
     </w:p>
     <w:p>
@@ -954,7 +717,7 @@
         <w:rPr>
           <w:b w:val="0"/>
         </w:rPr>
-        <w:t>Verification required (citations): One or more retrieved citations could not be verified against the approved regulatory index.</w:t>
+        <w:t>Verification required (citations): One or more retrieved citations could not be verified as supporting the associated claim or retrieval context.</w:t>
       </w:r>
     </w:p>
     <w:p>
@@ -995,205 +758,7 @@
         <w:rPr>
           <w:b w:val="0"/>
         </w:rPr>
-        <w:t>LDC — § 25-2-518 QUALIFYING DEVELOPMENT (Chapter 25-2) | https://library.municode.com/tx/austin/codes/land_development_code</w:t>
-      </w:r>
-    </w:p>
-    <w:p>
-      <w:pPr>
-        <w:pStyle w:val="ListNumber"/>
-      </w:pPr>
-      <w:r>
-        <w:rPr>
-          <w:b w:val="0"/>
-        </w:rPr>
-        <w:t>LDC — § 25-2-818 MOBILE RETAIL ESTABLISHMENTS (Chapter 25-2) | https://library.municode.com/tx/austin/codes/land_development_code</w:t>
-      </w:r>
-    </w:p>
-    <w:p>
-      <w:pPr>
-        <w:pStyle w:val="ListNumber"/>
-      </w:pPr>
-      <w:r>
-        <w:rPr>
-          <w:b w:val="0"/>
-        </w:rPr>
-        <w:t>LDC — § 25-2-91 PURPOSES OF COMMERCIAL DISTRICTS DESIGNATIONS (Chapter 25-2) | https://library.municode.com/tx/austin/codes/land_development_code</w:t>
-      </w:r>
-    </w:p>
-    <w:p>
-      <w:pPr>
-        <w:pStyle w:val="ListNumber"/>
-      </w:pPr>
-      <w:r>
-        <w:rPr>
-          <w:b w:val="0"/>
-        </w:rPr>
-        <w:t>LDC — § 25-2-581 CENTRAL BUSINESS DISTRICT (CBD) DISTRICT REGULATIONS (Chapter 25-2) | https://library.municode.com/tx/austin/codes/land_development_code</w:t>
-      </w:r>
-    </w:p>
-    <w:p>
-      <w:pPr>
-        <w:pStyle w:val="ListNumber"/>
-      </w:pPr>
-      <w:r>
-        <w:rPr>
-          <w:b w:val="0"/>
-        </w:rPr>
-        <w:t>LDC — § 25-7-94 REQUIREMENTS IN CENTRAL BUSINESS AREA (Chapter 25-7) | https://library.municode.com/tx/austin/codes/land_development_code</w:t>
-      </w:r>
-    </w:p>
-    <w:p>
-      <w:pPr>
-        <w:pStyle w:val="ListNumber"/>
-      </w:pPr>
-      <w:r>
-        <w:rPr>
-          <w:b w:val="0"/>
-        </w:rPr>
-        <w:t>LDC — § 25-7-66 SUPPLEMENTAL REQUIREMENTS FOR DEVELOPMENT APPLICATIONS IN CERTAIN PLANNING AREAS (Chapter 25-7) | https://library.municode.com/tx/austin/codes/land_development_code</w:t>
-      </w:r>
-    </w:p>
-    <w:p>
-      <w:pPr>
-        <w:pStyle w:val="ListNumber"/>
-      </w:pPr>
-      <w:r>
-        <w:rPr>
-          <w:b w:val="0"/>
-        </w:rPr>
-        <w:t>LDC — § 25-7-92 ENCROACHMENT ON FLOODPLAIN PROHIBITED (Chapter 25-7) | https://library.municode.com/tx/austin/codes/land_development_code</w:t>
-      </w:r>
-    </w:p>
-    <w:p>
-      <w:pPr>
-        <w:pStyle w:val="ListNumber"/>
-      </w:pPr>
-      <w:r>
-        <w:rPr>
-          <w:b w:val="0"/>
-        </w:rPr>
-        <w:t>LDC — § 25-7-61 CRITERIA FOR APPROVAL OF DEVELOPMENT APPLICATIONS (Chapter 25-7) | https://library.municode.com/tx/austin/codes/land_development_code</w:t>
-      </w:r>
-    </w:p>
-    <w:p>
-      <w:pPr>
-        <w:pStyle w:val="ListNumber"/>
-      </w:pPr>
-      <w:r>
-        <w:rPr>
-          <w:b w:val="0"/>
-        </w:rPr>
         <w:t>DCM — § 1.2.6 Floodplain Delineations (Section 1) | https://library.municode.com/tx/austin/codes/drainage_criteria_manual</w:t>
-      </w:r>
-    </w:p>
-    <w:p>
-      <w:pPr>
-        <w:pStyle w:val="ListNumber"/>
-      </w:pPr>
-      <w:r>
-        <w:rPr>
-          <w:b w:val="0"/>
-        </w:rPr>
-        <w:t>TCM — § 9.3.4.1 Queuing (Section 9) | https://library.municode.com/tx/austin/codes/transportation_criteria_manual</w:t>
-      </w:r>
-    </w:p>
-    <w:p>
-      <w:pPr>
-        <w:pStyle w:val="ListNumber"/>
-      </w:pPr>
-      <w:r>
-        <w:rPr>
-          <w:b w:val="0"/>
-        </w:rPr>
-        <w:t>TCM — § 9.4.1 OFF-STREET GENERAL LOADING REQUIREMENTS (Section 9) | https://library.municode.com/tx/austin/codes/transportation_criteria_manual</w:t>
-      </w:r>
-    </w:p>
-    <w:p>
-      <w:pPr>
-        <w:pStyle w:val="ListNumber"/>
-      </w:pPr>
-      <w:r>
-        <w:rPr>
-          <w:b w:val="0"/>
-        </w:rPr>
-        <w:t>TCM — § 9.3.2 GENERAL DESIGN CRITERIA (Section 9) | https://library.municode.com/tx/austin/codes/transportation_criteria_manual</w:t>
-      </w:r>
-    </w:p>
-    <w:p>
-      <w:pPr>
-        <w:pStyle w:val="ListNumber"/>
-      </w:pPr>
-      <w:r>
-        <w:rPr>
-          <w:b w:val="0"/>
-        </w:rPr>
-        <w:t>LDC — § 25-6-472 PARKING FACILITY STANDARDS (Chapter 25-6) | https://library.municode.com/tx/austin/codes/land_development_code</w:t>
-      </w:r>
-    </w:p>
-    <w:p>
-      <w:pPr>
-        <w:pStyle w:val="ListNumber"/>
-      </w:pPr>
-      <w:r>
-        <w:rPr>
-          <w:b w:val="0"/>
-        </w:rPr>
-        <w:t>LDC — § 25-6-292 DESIGN AND CONSTRUCTION STANDARDS (Chapter 25-6) | https://library.municode.com/tx/austin/codes/land_development_code</w:t>
-      </w:r>
-    </w:p>
-    <w:p>
-      <w:pPr>
-        <w:pStyle w:val="ListNumber"/>
-      </w:pPr>
-      <w:r>
-        <w:rPr>
-          <w:b w:val="0"/>
-        </w:rPr>
-        <w:t>LDC — § 25-9-33 SERVICE EXTENSION APPLICATION (Chapter 25-9) | https://library.municode.com/tx/austin/codes/land_development_code</w:t>
-      </w:r>
-    </w:p>
-    <w:p>
-      <w:pPr>
-        <w:pStyle w:val="ListNumber"/>
-      </w:pPr>
-      <w:r>
-        <w:rPr>
-          <w:b w:val="0"/>
-        </w:rPr>
-        <w:t>LDC — § 25-9-383 AVAILABILITY OF RECLAIMED WATER SERVICE (Chapter 25-9) | https://library.municode.com/tx/austin/codes/land_development_code</w:t>
-      </w:r>
-    </w:p>
-    <w:p>
-      <w:pPr>
-        <w:pStyle w:val="ListNumber"/>
-      </w:pPr>
-      <w:r>
-        <w:rPr>
-          <w:b w:val="0"/>
-        </w:rPr>
-        <w:t>LDC — § 25-9-410 APPLICABILITY (Chapter 25-9) | https://library.municode.com/tx/austin/codes/land_development_code</w:t>
-      </w:r>
-    </w:p>
-    <w:p>
-      <w:pPr>
-        <w:pStyle w:val="ListNumber"/>
-      </w:pPr>
-      <w:r>
-        <w:rPr>
-          <w:b w:val="0"/>
-        </w:rPr>
-        <w:t>LDC — § 25-9-31 APPLICABILITY (Chapter 25-9) | https://library.municode.com/tx/austin/codes/land_development_code</w:t>
-      </w:r>
-    </w:p>
-    <w:p>
-      <w:pPr>
-        <w:pStyle w:val="ListNumber"/>
-      </w:pPr>
-      <w:r>
-        <w:rPr>
-          <w:b w:val="0"/>
-        </w:rPr>
-        <w:t>LDC — § 25-9-91 TAP PERMIT REQUIRED (Chapter 25-9) | https://library.municode.com/tx/austin/codes/land_development_code</w:t>
       </w:r>
     </w:p>
     <w:p>
@@ -1206,7 +771,7 @@
     </w:p>
     <w:p>
       <w:r>
-        <w:t>This is a preliminary site-feasibility screening only. It is not an official zoning determination, code-compliance decision, development approval, or guarantee of utility service.</w:t>
+        <w:t>This is a preliminary site-feasibility screening only. It is not an official zoning determination, code-compliance decision, development approval, or guarantee of utility service. Nearby permits and cases are historical context only and are not approval precedent. All findings require verification by qualified professionals and City of Austin authorities.</w:t>
       </w:r>
     </w:p>
     <w:sectPr>
